--- a/Aldo Alberto Martinez Ordenes/PTY4614_Capstone_004D/Equipo/Fase 1/Evidencias Individuales/Benjamin_Vargas_1.2_APT122_DiarioReflexionFase1.docx
+++ b/Aldo Alberto Martinez Ordenes/PTY4614_Capstone_004D/Equipo/Fase 1/Evidencias Individuales/Benjamin_Vargas_1.2_APT122_DiarioReflexionFase1.docx
@@ -70,12 +70,12 @@
                 <wp:inline distB="0" distT="0" distL="0" distR="0">
                   <wp:extent cx="393640" cy="444500"/>
                   <wp:effectExtent b="0" l="0" r="0" t="0"/>
-                  <wp:docPr id="2" name="image3.png"/>
+                  <wp:docPr id="2" name="image1.png"/>
                   <a:graphic>
                     <a:graphicData uri="http://schemas.openxmlformats.org/drawingml/2006/picture">
                       <pic:pic>
                         <pic:nvPicPr>
-                          <pic:cNvPr id="0" name="image3.png"/>
+                          <pic:cNvPr id="0" name="image1.png"/>
                           <pic:cNvPicPr preferRelativeResize="0"/>
                         </pic:nvPicPr>
                         <pic:blipFill>
@@ -394,50 +394,12 @@
             </w:pPr>
             <w:r>
               <w:rPr>
-                <w:rtl w:val="0"/>
-              </w:rPr>
-            </w:r>
-          </w:p>
-          <w:p>
-            <w:pPr>
-              <w:rPr>
-                <w:color w:val="767171"/>
-                <w:sz w:val="24"/>
-                <w:szCs w:val="24"/>
-              </w:rPr>
-            </w:pPr>
-            <w:r>
-              <w:rPr>
-                <w:rtl w:val="0"/>
-              </w:rPr>
-            </w:r>
-          </w:p>
-          <w:p>
-            <w:pPr>
-              <w:rPr>
-                <w:color w:val="767171"/>
-                <w:sz w:val="24"/>
-                <w:szCs w:val="24"/>
-              </w:rPr>
-            </w:pPr>
-            <w:r>
-              <w:rPr>
-                <w:rtl w:val="0"/>
-              </w:rPr>
-            </w:r>
-          </w:p>
-          <w:p>
-            <w:pPr>
-              <w:rPr>
-                <w:color w:val="767171"/>
-                <w:sz w:val="24"/>
-                <w:szCs w:val="24"/>
-              </w:rPr>
-            </w:pPr>
-            <w:r>
-              <w:rPr>
-                <w:rtl w:val="0"/>
-              </w:rPr>
+                <w:color w:val="767171"/>
+                <w:sz w:val="24"/>
+                <w:szCs w:val="24"/>
+                <w:rtl w:val="0"/>
+              </w:rPr>
+              <w:t xml:space="preserve">Las asignaturas que más disfruté fueron principalmente las relacionadas al manejo de bases de datos, cómo por ejemplo Consulta de bases de datos o Programación de bases de datos. La razón por la que me gustaron fue que me ofrecieron un desafío que implicaba pensar y razonar de manera lógica para resolver los distintos problemas que se me planteaban en ambas asignaturas, siendo mi experiencia con la asignatura un aprendizaje constante y no algo repetitivo. Adicionalmente disfrute el ramo de Integración de plataformas, más que nada porque tuve la oportunidad de programar una página web completa con un framework que elegí yo mismo, gracias a eso pude aprender constantemente tanto de los contenidos de la asignatura cómo del framework que elegí.</w:t>
             </w:r>
           </w:p>
           <w:p>
@@ -472,8 +434,12 @@
             </w:pPr>
             <w:r>
               <w:rPr>
-                <w:rtl w:val="0"/>
-              </w:rPr>
+                <w:color w:val="767171"/>
+                <w:sz w:val="24"/>
+                <w:szCs w:val="24"/>
+                <w:rtl w:val="0"/>
+              </w:rPr>
+              <w:t xml:space="preserve">Porqué son una forma de mostrar que tenemos conocimiento o dominio de algún área en específico, cómo por ejemplo Programación de Software o Análisis y Desarrollo de modelos de Datos. Esto puede resultar útil a la hora de elaborar nuestro perfil cómo profesional en páginas cómo Linkedin o similares, así cómo en nuestro currículum para validar nuestros conocimientos y habilidades.</w:t>
             </w:r>
           </w:p>
           <w:p>
@@ -861,7 +827,6 @@
             <w:pPr>
               <w:keepNext w:val="0"/>
               <w:keepLines w:val="0"/>
-              <w:pageBreakBefore w:val="0"/>
               <w:widowControl w:val="1"/>
               <w:numPr>
                 <w:ilvl w:val="0"/>
@@ -935,8 +900,12 @@
             </w:pPr>
             <w:r>
               <w:rPr>
-                <w:rtl w:val="0"/>
-              </w:rPr>
+                <w:color w:val="767171"/>
+                <w:sz w:val="24"/>
+                <w:szCs w:val="24"/>
+                <w:rtl w:val="0"/>
+              </w:rPr>
+              <w:t xml:space="preserve">Me siento más seguro en diseñar y generar soluciones considerando bases de datos relacionales y no relacionales. También en evaluar y gestionar proyectos del área informática. Considero que estas dos competencias son las que están más desarrolladas debido a que las he estado aplicando durante toda la carrera. </w:t>
             </w:r>
           </w:p>
           <w:p>
@@ -953,62 +922,12 @@
             </w:pPr>
             <w:r>
               <w:rPr>
-                <w:rtl w:val="0"/>
-              </w:rPr>
-            </w:r>
-          </w:p>
-          <w:p>
-            <w:pPr>
-              <w:tabs>
-                <w:tab w:val="left" w:leader="none" w:pos="454"/>
-              </w:tabs>
-              <w:jc w:val="both"/>
-              <w:rPr>
-                <w:color w:val="767171"/>
-                <w:sz w:val="24"/>
-                <w:szCs w:val="24"/>
-              </w:rPr>
-            </w:pPr>
-            <w:r>
-              <w:rPr>
-                <w:rtl w:val="0"/>
-              </w:rPr>
-            </w:r>
-          </w:p>
-          <w:p>
-            <w:pPr>
-              <w:tabs>
-                <w:tab w:val="left" w:leader="none" w:pos="454"/>
-              </w:tabs>
-              <w:jc w:val="both"/>
-              <w:rPr>
-                <w:color w:val="767171"/>
-                <w:sz w:val="24"/>
-                <w:szCs w:val="24"/>
-              </w:rPr>
-            </w:pPr>
-            <w:r>
-              <w:rPr>
-                <w:rtl w:val="0"/>
-              </w:rPr>
-            </w:r>
-          </w:p>
-          <w:p>
-            <w:pPr>
-              <w:tabs>
-                <w:tab w:val="left" w:leader="none" w:pos="454"/>
-              </w:tabs>
-              <w:jc w:val="both"/>
-              <w:rPr>
-                <w:color w:val="767171"/>
-                <w:sz w:val="24"/>
-                <w:szCs w:val="24"/>
-              </w:rPr>
-            </w:pPr>
-            <w:r>
-              <w:rPr>
-                <w:rtl w:val="0"/>
-              </w:rPr>
+                <w:color w:val="767171"/>
+                <w:sz w:val="24"/>
+                <w:szCs w:val="24"/>
+                <w:rtl w:val="0"/>
+              </w:rPr>
+              <w:t xml:space="preserve">En cuanto a las que siento que son más débiles, la que más destaca es “Diseñar y generar soluciones de software innovadoras y de calidad” ya que no tengo experiencia en el uso de tecnologías y herramientas modernas para crear proyectos innovadores, así cómo para asegurar la calidad de los mismos, especialmente en el área de la seguridad. </w:t>
             </w:r>
           </w:p>
           <w:p>
@@ -1226,86 +1145,6 @@
         </w:tc>
       </w:tr>
     </w:tbl>
-    <w:p>
-      <w:pPr>
-        <w:spacing w:after="0" w:line="360" w:lineRule="auto"/>
-        <w:jc w:val="both"/>
-        <w:rPr>
-          <w:color w:val="595959"/>
-          <w:sz w:val="24"/>
-          <w:szCs w:val="24"/>
-        </w:rPr>
-      </w:pPr>
-      <w:r>
-        <w:rPr>
-          <w:rtl w:val="0"/>
-        </w:rPr>
-      </w:r>
-    </w:p>
-    <w:p>
-      <w:pPr>
-        <w:rPr/>
-      </w:pPr>
-      <w:r>
-        <w:rPr>
-          <w:rtl w:val="0"/>
-        </w:rPr>
-      </w:r>
-    </w:p>
-    <w:p>
-      <w:pPr>
-        <w:rPr/>
-      </w:pPr>
-      <w:r>
-        <w:rPr>
-          <w:rtl w:val="0"/>
-        </w:rPr>
-      </w:r>
-    </w:p>
-    <w:p>
-      <w:pPr>
-        <w:rPr/>
-      </w:pPr>
-      <w:r>
-        <w:rPr>
-          <w:rtl w:val="0"/>
-        </w:rPr>
-      </w:r>
-    </w:p>
-    <w:p>
-      <w:pPr>
-        <w:spacing w:after="0" w:line="360" w:lineRule="auto"/>
-        <w:jc w:val="both"/>
-        <w:rPr>
-          <w:b w:val="1"/>
-          <w:bCs w:val="1"/>
-          <w:sz w:val="24"/>
-          <w:szCs w:val="24"/>
-        </w:rPr>
-      </w:pPr>
-      <w:r>
-        <w:rPr>
-          <w:rtl w:val="0"/>
-        </w:rPr>
-      </w:r>
-    </w:p>
-    <w:p>
-      <w:pPr>
-        <w:spacing w:after="0" w:line="360" w:lineRule="auto"/>
-        <w:jc w:val="both"/>
-        <w:rPr>
-          <w:b w:val="1"/>
-          <w:bCs w:val="1"/>
-          <w:sz w:val="24"/>
-          <w:szCs w:val="24"/>
-        </w:rPr>
-      </w:pPr>
-      <w:r>
-        <w:rPr>
-          <w:rtl w:val="0"/>
-        </w:rPr>
-      </w:r>
-    </w:p>
     <w:p>
       <w:pPr>
         <w:spacing w:after="0" w:line="360" w:lineRule="auto"/>
@@ -1513,7 +1352,6 @@
             <w:pPr>
               <w:keepNext w:val="0"/>
               <w:keepLines w:val="0"/>
-              <w:pageBreakBefore w:val="0"/>
               <w:widowControl w:val="1"/>
               <w:numPr>
                 <w:ilvl w:val="0"/>
@@ -1567,24 +1405,40 @@
               </w:rPr>
               <w:t xml:space="preserve">¿Cuáles son tus principales intereses profesionales? ¿Hay alguna área de desempeño que te interese más?</w:t>
             </w:r>
-            <w:r>
-              <w:rPr>
-                <w:rtl w:val="0"/>
-              </w:rPr>
-            </w:r>
-          </w:p>
-          <w:p>
-            <w:pPr>
+          </w:p>
+          <w:p>
+            <w:pPr>
+              <w:keepNext w:val="0"/>
+              <w:keepLines w:val="0"/>
+              <w:widowControl w:val="1"/>
+              <w:pBdr>
+                <w:top w:space="0" w:sz="0" w:val="nil"/>
+                <w:left w:space="0" w:sz="0" w:val="nil"/>
+                <w:bottom w:space="0" w:sz="0" w:val="nil"/>
+                <w:right w:space="0" w:sz="0" w:val="nil"/>
+                <w:between w:space="0" w:sz="0" w:val="nil"/>
+              </w:pBdr>
+              <w:shd w:fill="auto" w:val="clear"/>
               <w:tabs>
                 <w:tab w:val="left" w:leader="none" w:pos="454"/>
               </w:tabs>
-              <w:jc w:val="both"/>
-              <w:rPr>
-                <w:color w:val="767171"/>
-                <w:sz w:val="24"/>
-                <w:szCs w:val="24"/>
-              </w:rPr>
-            </w:pPr>
+              <w:spacing w:after="160" w:before="0" w:line="259" w:lineRule="auto"/>
+              <w:ind w:left="720" w:right="0" w:firstLine="0"/>
+              <w:jc w:val="both"/>
+              <w:rPr>
+                <w:color w:val="767171"/>
+                <w:sz w:val="24"/>
+                <w:szCs w:val="24"/>
+              </w:rPr>
+            </w:pPr>
+            <w:r>
+              <w:rPr>
+                <w:sz w:val="24"/>
+                <w:szCs w:val="24"/>
+                <w:rtl w:val="0"/>
+              </w:rPr>
+              <w:t xml:space="preserve">Mis principales intereses profesionales son ganar experiencia en el área del desarrollo de todo tipo de softwares, así cómo familiarizarme con el desarrollo de proyectos de este tipo. De ser posible también tengo interés en desarrollar proyectos de forma independiente para en algún momento dedicarme a eso. Cómo ya dije me interesa el área del desarrollo backend y la resolución de problemas.</w:t>
+            </w:r>
             <w:r>
               <w:rPr>
                 <w:rtl w:val="0"/>
@@ -1611,99 +1465,8 @@
           </w:p>
           <w:p>
             <w:pPr>
-              <w:tabs>
-                <w:tab w:val="left" w:leader="none" w:pos="454"/>
-              </w:tabs>
-              <w:jc w:val="both"/>
-              <w:rPr>
-                <w:color w:val="767171"/>
-                <w:sz w:val="24"/>
-                <w:szCs w:val="24"/>
-              </w:rPr>
-            </w:pPr>
-            <w:r>
-              <w:rPr>
-                <w:rtl w:val="0"/>
-              </w:rPr>
-            </w:r>
-          </w:p>
-          <w:p>
-            <w:pPr>
-              <w:tabs>
-                <w:tab w:val="left" w:leader="none" w:pos="454"/>
-              </w:tabs>
-              <w:jc w:val="both"/>
-              <w:rPr>
-                <w:color w:val="767171"/>
-                <w:sz w:val="24"/>
-                <w:szCs w:val="24"/>
-              </w:rPr>
-            </w:pPr>
-            <w:r>
-              <w:rPr>
-                <w:rtl w:val="0"/>
-              </w:rPr>
-            </w:r>
-          </w:p>
-          <w:p>
-            <w:pPr>
-              <w:tabs>
-                <w:tab w:val="left" w:leader="none" w:pos="454"/>
-              </w:tabs>
-              <w:jc w:val="both"/>
-              <w:rPr>
-                <w:color w:val="767171"/>
-                <w:sz w:val="24"/>
-                <w:szCs w:val="24"/>
-              </w:rPr>
-            </w:pPr>
-            <w:r>
-              <w:rPr>
-                <w:rtl w:val="0"/>
-              </w:rPr>
-            </w:r>
-          </w:p>
-          <w:p>
-            <w:pPr>
-              <w:tabs>
-                <w:tab w:val="left" w:leader="none" w:pos="454"/>
-              </w:tabs>
-              <w:jc w:val="both"/>
-              <w:rPr>
-                <w:color w:val="767171"/>
-                <w:sz w:val="24"/>
-                <w:szCs w:val="24"/>
-              </w:rPr>
-            </w:pPr>
-            <w:r>
-              <w:rPr>
-                <w:rtl w:val="0"/>
-              </w:rPr>
-            </w:r>
-          </w:p>
-          <w:p>
-            <w:pPr>
-              <w:tabs>
-                <w:tab w:val="left" w:leader="none" w:pos="454"/>
-              </w:tabs>
-              <w:jc w:val="both"/>
-              <w:rPr>
-                <w:color w:val="767171"/>
-                <w:sz w:val="24"/>
-                <w:szCs w:val="24"/>
-              </w:rPr>
-            </w:pPr>
-            <w:r>
-              <w:rPr>
-                <w:rtl w:val="0"/>
-              </w:rPr>
-            </w:r>
-          </w:p>
-          <w:p>
-            <w:pPr>
               <w:keepNext w:val="0"/>
               <w:keepLines w:val="0"/>
-              <w:pageBreakBefore w:val="0"/>
               <w:widowControl w:val="1"/>
               <w:numPr>
                 <w:ilvl w:val="0"/>
@@ -1757,150 +1520,40 @@
               </w:rPr>
               <w:t xml:space="preserve">¿Cuáles son las principales competencias que se relacionan con tus intereses profesionales? ¿Hay alguna de ellas que sientas que requieres especialmente fortalecer?</w:t>
             </w:r>
-            <w:r>
-              <w:rPr>
-                <w:rtl w:val="0"/>
-              </w:rPr>
-            </w:r>
-          </w:p>
-          <w:p>
-            <w:pPr>
+          </w:p>
+          <w:p>
+            <w:pPr>
+              <w:keepNext w:val="0"/>
+              <w:keepLines w:val="0"/>
+              <w:widowControl w:val="1"/>
+              <w:pBdr>
+                <w:top w:space="0" w:sz="0" w:val="nil"/>
+                <w:left w:space="0" w:sz="0" w:val="nil"/>
+                <w:bottom w:space="0" w:sz="0" w:val="nil"/>
+                <w:right w:space="0" w:sz="0" w:val="nil"/>
+                <w:between w:space="0" w:sz="0" w:val="nil"/>
+              </w:pBdr>
+              <w:shd w:fill="auto" w:val="clear"/>
               <w:tabs>
                 <w:tab w:val="left" w:leader="none" w:pos="454"/>
               </w:tabs>
-              <w:jc w:val="both"/>
-              <w:rPr>
-                <w:color w:val="767171"/>
-                <w:sz w:val="24"/>
-                <w:szCs w:val="24"/>
-              </w:rPr>
-            </w:pPr>
-            <w:r>
-              <w:rPr>
-                <w:rtl w:val="0"/>
-              </w:rPr>
-            </w:r>
-          </w:p>
-          <w:p>
-            <w:pPr>
-              <w:tabs>
-                <w:tab w:val="left" w:leader="none" w:pos="454"/>
-              </w:tabs>
-              <w:jc w:val="both"/>
-              <w:rPr>
-                <w:color w:val="767171"/>
-                <w:sz w:val="24"/>
-                <w:szCs w:val="24"/>
-              </w:rPr>
-            </w:pPr>
-            <w:r>
-              <w:rPr>
-                <w:rtl w:val="0"/>
-              </w:rPr>
-            </w:r>
-          </w:p>
-          <w:p>
-            <w:pPr>
-              <w:tabs>
-                <w:tab w:val="left" w:leader="none" w:pos="454"/>
-              </w:tabs>
-              <w:jc w:val="both"/>
-              <w:rPr>
-                <w:color w:val="767171"/>
-                <w:sz w:val="24"/>
-                <w:szCs w:val="24"/>
-              </w:rPr>
-            </w:pPr>
-            <w:r>
-              <w:rPr>
-                <w:rtl w:val="0"/>
-              </w:rPr>
-            </w:r>
-          </w:p>
-          <w:p>
-            <w:pPr>
-              <w:tabs>
-                <w:tab w:val="left" w:leader="none" w:pos="454"/>
-              </w:tabs>
-              <w:jc w:val="both"/>
-              <w:rPr>
-                <w:color w:val="767171"/>
-                <w:sz w:val="24"/>
-                <w:szCs w:val="24"/>
-              </w:rPr>
-            </w:pPr>
-            <w:r>
-              <w:rPr>
-                <w:rtl w:val="0"/>
-              </w:rPr>
-            </w:r>
-          </w:p>
-          <w:p>
-            <w:pPr>
-              <w:tabs>
-                <w:tab w:val="left" w:leader="none" w:pos="454"/>
-              </w:tabs>
-              <w:jc w:val="both"/>
-              <w:rPr>
-                <w:color w:val="767171"/>
-                <w:sz w:val="24"/>
-                <w:szCs w:val="24"/>
-              </w:rPr>
-            </w:pPr>
-            <w:r>
-              <w:rPr>
-                <w:rtl w:val="0"/>
-              </w:rPr>
-            </w:r>
-          </w:p>
-          <w:p>
-            <w:pPr>
-              <w:tabs>
-                <w:tab w:val="left" w:leader="none" w:pos="454"/>
-              </w:tabs>
-              <w:jc w:val="both"/>
-              <w:rPr>
-                <w:color w:val="767171"/>
-                <w:sz w:val="24"/>
-                <w:szCs w:val="24"/>
-              </w:rPr>
-            </w:pPr>
-            <w:r>
-              <w:rPr>
-                <w:rtl w:val="0"/>
-              </w:rPr>
-            </w:r>
-          </w:p>
-          <w:p>
-            <w:pPr>
-              <w:tabs>
-                <w:tab w:val="left" w:leader="none" w:pos="454"/>
-              </w:tabs>
-              <w:jc w:val="both"/>
-              <w:rPr>
-                <w:color w:val="767171"/>
-                <w:sz w:val="24"/>
-                <w:szCs w:val="24"/>
-              </w:rPr>
-            </w:pPr>
-            <w:r>
-              <w:rPr>
-                <w:rtl w:val="0"/>
-              </w:rPr>
-            </w:r>
-          </w:p>
-          <w:p>
-            <w:pPr>
-              <w:tabs>
-                <w:tab w:val="left" w:leader="none" w:pos="454"/>
-              </w:tabs>
-              <w:jc w:val="both"/>
-              <w:rPr>
-                <w:color w:val="767171"/>
-                <w:sz w:val="24"/>
-                <w:szCs w:val="24"/>
-              </w:rPr>
-            </w:pPr>
+              <w:spacing w:after="160" w:before="0" w:line="259" w:lineRule="auto"/>
+              <w:ind w:left="720" w:right="0" w:firstLine="0"/>
+              <w:jc w:val="both"/>
+              <w:rPr>
+                <w:color w:val="767171"/>
+                <w:sz w:val="24"/>
+                <w:szCs w:val="24"/>
+              </w:rPr>
+            </w:pPr>
+            <w:r>
+              <w:rPr>
+                <w:sz w:val="24"/>
+                <w:szCs w:val="24"/>
+                <w:rtl w:val="0"/>
+              </w:rPr>
+              <w:t xml:space="preserve">La competencia que más se relaciona es “Diseñar soluciones de software, abarcando todo el ciclo de vida de éste.” Por esa misma razón creo que debo fortalecer esta competencia en específico, ya que también implica el conocimiento acerca de estándares de seguridad y calidad modernos, aspecto que considero es especialmente limitado en el caso de mis conocimientos.</w:t>
+            </w:r>
             <w:r>
               <w:rPr>
                 <w:rtl w:val="0"/>
@@ -1911,7 +1564,6 @@
             <w:pPr>
               <w:keepNext w:val="0"/>
               <w:keepLines w:val="0"/>
-              <w:pageBreakBefore w:val="0"/>
               <w:widowControl w:val="1"/>
               <w:numPr>
                 <w:ilvl w:val="0"/>
@@ -1965,42 +1617,40 @@
               </w:rPr>
               <w:t xml:space="preserve">¿Cómo te gustaría que fuera tu escenario laboral en 5 años más? ¿Qué te gustaría estar haciendo?</w:t>
             </w:r>
-            <w:r>
-              <w:rPr>
-                <w:rtl w:val="0"/>
-              </w:rPr>
-            </w:r>
-          </w:p>
-          <w:p>
-            <w:pPr>
+          </w:p>
+          <w:p>
+            <w:pPr>
+              <w:keepNext w:val="0"/>
+              <w:keepLines w:val="0"/>
+              <w:widowControl w:val="1"/>
+              <w:pBdr>
+                <w:top w:space="0" w:sz="0" w:val="nil"/>
+                <w:left w:space="0" w:sz="0" w:val="nil"/>
+                <w:bottom w:space="0" w:sz="0" w:val="nil"/>
+                <w:right w:space="0" w:sz="0" w:val="nil"/>
+                <w:between w:space="0" w:sz="0" w:val="nil"/>
+              </w:pBdr>
+              <w:shd w:fill="auto" w:val="clear"/>
               <w:tabs>
                 <w:tab w:val="left" w:leader="none" w:pos="454"/>
               </w:tabs>
-              <w:jc w:val="both"/>
-              <w:rPr>
-                <w:color w:val="767171"/>
-                <w:sz w:val="24"/>
-                <w:szCs w:val="24"/>
-              </w:rPr>
-            </w:pPr>
-            <w:r>
-              <w:rPr>
-                <w:rtl w:val="0"/>
-              </w:rPr>
-            </w:r>
-          </w:p>
-          <w:p>
-            <w:pPr>
-              <w:tabs>
-                <w:tab w:val="left" w:leader="none" w:pos="454"/>
-              </w:tabs>
-              <w:jc w:val="both"/>
-              <w:rPr>
-                <w:color w:val="767171"/>
-                <w:sz w:val="24"/>
-                <w:szCs w:val="24"/>
-              </w:rPr>
-            </w:pPr>
+              <w:spacing w:after="160" w:before="0" w:line="259" w:lineRule="auto"/>
+              <w:ind w:left="720" w:right="0" w:firstLine="0"/>
+              <w:jc w:val="both"/>
+              <w:rPr>
+                <w:color w:val="767171"/>
+                <w:sz w:val="24"/>
+                <w:szCs w:val="24"/>
+              </w:rPr>
+            </w:pPr>
+            <w:r>
+              <w:rPr>
+                <w:sz w:val="24"/>
+                <w:szCs w:val="24"/>
+                <w:rtl w:val="0"/>
+              </w:rPr>
+              <w:t xml:space="preserve">Me gustaría estar completamente familiarizado con el área en la que esté trabajando, ya sea Desarrollo backend o Ciencia de datos. A la vez que pueda estar desarrollando proyectos de mi interés por mi cuenta de forma paralela.</w:t>
+            </w:r>
             <w:r>
               <w:rPr>
                 <w:rtl w:val="0"/>
@@ -2041,142 +1691,52 @@
               </w:rPr>
             </w:r>
           </w:p>
-          <w:p>
-            <w:pPr>
-              <w:jc w:val="both"/>
-              <w:rPr>
-                <w:rFonts w:ascii="Calibri" w:cs="Calibri" w:eastAsia="Calibri" w:hAnsi="Calibri"/>
-                <w:b w:val="1"/>
-                <w:bCs w:val="1"/>
-                <w:color w:val="1f4e79"/>
-              </w:rPr>
-            </w:pPr>
-            <w:r>
-              <w:rPr>
-                <w:rtl w:val="0"/>
-              </w:rPr>
-            </w:r>
-          </w:p>
-          <w:p>
-            <w:pPr>
-              <w:jc w:val="both"/>
-              <w:rPr>
-                <w:rFonts w:ascii="Calibri" w:cs="Calibri" w:eastAsia="Calibri" w:hAnsi="Calibri"/>
-                <w:b w:val="1"/>
-                <w:bCs w:val="1"/>
-                <w:color w:val="1f4e79"/>
-              </w:rPr>
-            </w:pPr>
-            <w:r>
-              <w:rPr>
-                <w:rtl w:val="0"/>
-              </w:rPr>
-            </w:r>
-          </w:p>
-          <w:p>
-            <w:pPr>
-              <w:jc w:val="both"/>
-              <w:rPr>
-                <w:rFonts w:ascii="Calibri" w:cs="Calibri" w:eastAsia="Calibri" w:hAnsi="Calibri"/>
-                <w:b w:val="1"/>
-                <w:bCs w:val="1"/>
-                <w:color w:val="1f4e79"/>
-              </w:rPr>
-            </w:pPr>
-            <w:r>
-              <w:rPr>
-                <w:rtl w:val="0"/>
-              </w:rPr>
-            </w:r>
-          </w:p>
-          <w:p>
-            <w:pPr>
-              <w:jc w:val="both"/>
-              <w:rPr>
-                <w:rFonts w:ascii="Calibri" w:cs="Calibri" w:eastAsia="Calibri" w:hAnsi="Calibri"/>
-                <w:b w:val="1"/>
-                <w:bCs w:val="1"/>
-                <w:color w:val="1f4e79"/>
-              </w:rPr>
-            </w:pPr>
-            <w:r>
-              <w:rPr>
-                <w:rtl w:val="0"/>
-              </w:rPr>
-            </w:r>
-          </w:p>
-          <w:p>
-            <w:pPr>
-              <w:jc w:val="both"/>
-              <w:rPr>
-                <w:rFonts w:ascii="Calibri" w:cs="Calibri" w:eastAsia="Calibri" w:hAnsi="Calibri"/>
-                <w:b w:val="1"/>
-                <w:bCs w:val="1"/>
-                <w:color w:val="1f4e79"/>
-              </w:rPr>
-            </w:pPr>
-            <w:r>
-              <w:rPr>
-                <w:rtl w:val="0"/>
-              </w:rPr>
-            </w:r>
-          </w:p>
-          <w:p>
-            <w:pPr>
-              <w:jc w:val="both"/>
-              <w:rPr>
-                <w:rFonts w:ascii="Calibri" w:cs="Calibri" w:eastAsia="Calibri" w:hAnsi="Calibri"/>
-                <w:b w:val="1"/>
-                <w:bCs w:val="1"/>
-                <w:color w:val="1f4e79"/>
-              </w:rPr>
-            </w:pPr>
-            <w:r>
-              <w:rPr>
-                <w:rtl w:val="0"/>
-              </w:rPr>
-            </w:r>
-          </w:p>
-          <w:p>
-            <w:pPr>
-              <w:jc w:val="both"/>
-              <w:rPr>
-                <w:rFonts w:ascii="Calibri" w:cs="Calibri" w:eastAsia="Calibri" w:hAnsi="Calibri"/>
-                <w:b w:val="1"/>
-                <w:bCs w:val="1"/>
-                <w:color w:val="1f4e79"/>
-              </w:rPr>
-            </w:pPr>
-            <w:r>
-              <w:rPr>
-                <w:rtl w:val="0"/>
-              </w:rPr>
-            </w:r>
-          </w:p>
-          <w:p>
-            <w:pPr>
-              <w:jc w:val="both"/>
-              <w:rPr>
-                <w:rFonts w:ascii="Calibri" w:cs="Calibri" w:eastAsia="Calibri" w:hAnsi="Calibri"/>
-                <w:b w:val="1"/>
-                <w:bCs w:val="1"/>
-                <w:color w:val="1f4e79"/>
-              </w:rPr>
-            </w:pPr>
-            <w:r>
-              <w:rPr>
-                <w:rtl w:val="0"/>
-              </w:rPr>
-            </w:r>
-          </w:p>
-          <w:p>
-            <w:pPr>
-              <w:jc w:val="both"/>
-              <w:rPr>
-                <w:rFonts w:ascii="Calibri" w:cs="Calibri" w:eastAsia="Calibri" w:hAnsi="Calibri"/>
-                <w:b w:val="1"/>
-                <w:bCs w:val="1"/>
-                <w:color w:val="1f4e79"/>
+        </w:tc>
+      </w:tr>
+      <w:tr>
+        <w:trPr>
+          <w:cantSplit w:val="0"/>
+          <w:trHeight w:val="440" w:hRule="atLeast"/>
+          <w:tblHeader w:val="0"/>
+        </w:trPr>
+        <w:tc>
+          <w:tcPr>
+            <w:shd w:fill="deeaf6" w:val="clear"/>
+            <w:vAlign w:val="center"/>
+          </w:tcPr>
+          <w:p>
+            <w:pPr>
+              <w:rPr>
+                <w:color w:val="767171"/>
+                <w:sz w:val="24"/>
+                <w:szCs w:val="24"/>
+              </w:rPr>
+            </w:pPr>
+            <w:r>
+              <w:rPr>
+                <w:rtl w:val="0"/>
+              </w:rPr>
+            </w:r>
+          </w:p>
+        </w:tc>
+      </w:tr>
+      <w:tr>
+        <w:trPr>
+          <w:cantSplit w:val="0"/>
+          <w:trHeight w:val="440" w:hRule="atLeast"/>
+          <w:tblHeader w:val="0"/>
+        </w:trPr>
+        <w:tc>
+          <w:tcPr>
+            <w:shd w:fill="deeaf6" w:val="clear"/>
+            <w:vAlign w:val="center"/>
+          </w:tcPr>
+          <w:p>
+            <w:pPr>
+              <w:rPr>
+                <w:color w:val="767171"/>
+                <w:sz w:val="24"/>
+                <w:szCs w:val="24"/>
               </w:rPr>
             </w:pPr>
             <w:r>
@@ -2332,7 +1892,7 @@
                 <w:szCs w:val="20"/>
               </w:rPr>
             </w:pPr>
-            <w:bookmarkStart w:colFirst="0" w:colLast="0" w:name="_db4d0churg82" w:id="0"/>
+            <w:bookmarkStart w:colFirst="0" w:colLast="0" w:name="_p1su8tbxsry2" w:id="0"/>
             <w:bookmarkEnd w:id="0"/>
             <w:r>
               <w:rPr>
@@ -2379,7 +1939,6 @@
             <w:pPr>
               <w:keepNext w:val="0"/>
               <w:keepLines w:val="0"/>
-              <w:pageBreakBefore w:val="0"/>
               <w:widowControl w:val="1"/>
               <w:numPr>
                 <w:ilvl w:val="0"/>
@@ -2433,24 +1992,39 @@
               </w:rPr>
               <w:t xml:space="preserve">Los Proyectos APT que ya habías diseñado como plan de trabajo en el curso anterior, ¿se relacionan con tus proyecciones profesionales actuales? ¿cuál se relaciona más? ¿Requiere ajuste?</w:t>
             </w:r>
-            <w:r>
-              <w:rPr>
-                <w:rtl w:val="0"/>
-              </w:rPr>
-            </w:r>
-          </w:p>
-          <w:p>
-            <w:pPr>
+          </w:p>
+          <w:p>
+            <w:pPr>
+              <w:keepNext w:val="0"/>
+              <w:keepLines w:val="0"/>
+              <w:widowControl w:val="1"/>
+              <w:pBdr>
+                <w:top w:space="0" w:sz="0" w:val="nil"/>
+                <w:left w:space="0" w:sz="0" w:val="nil"/>
+                <w:bottom w:space="0" w:sz="0" w:val="nil"/>
+                <w:right w:space="0" w:sz="0" w:val="nil"/>
+                <w:between w:space="0" w:sz="0" w:val="nil"/>
+              </w:pBdr>
+              <w:shd w:fill="auto" w:val="clear"/>
               <w:tabs>
                 <w:tab w:val="left" w:leader="none" w:pos="454"/>
               </w:tabs>
-              <w:jc w:val="both"/>
-              <w:rPr>
-                <w:color w:val="767171"/>
-                <w:sz w:val="24"/>
-                <w:szCs w:val="24"/>
-              </w:rPr>
-            </w:pPr>
+              <w:spacing w:after="160" w:before="0" w:line="259" w:lineRule="auto"/>
+              <w:ind w:left="720" w:right="0" w:firstLine="0"/>
+              <w:jc w:val="both"/>
+              <w:rPr>
+                <w:sz w:val="24"/>
+                <w:szCs w:val="24"/>
+              </w:rPr>
+            </w:pPr>
+            <w:r>
+              <w:rPr>
+                <w:sz w:val="24"/>
+                <w:szCs w:val="24"/>
+                <w:rtl w:val="0"/>
+              </w:rPr>
+              <w:t xml:space="preserve">Uno de los proyectos que planteé fue una página para localizar mascotas mediante algún tipo de localizador similar al Airtag de Apple. El proyecto que planeamos desarrollar si bien no trata de la localización en tiempo real de un animal, si implica de cierta forma mostrar ubicaciones en puntos de un mapa, por lo que por ese aspecto mi idea anterior y el proyecto que queremos desarrollar son similares.</w:t>
+            </w:r>
             <w:r>
               <w:rPr>
                 <w:rtl w:val="0"/>
@@ -2477,131 +2051,8 @@
           </w:p>
           <w:p>
             <w:pPr>
-              <w:tabs>
-                <w:tab w:val="left" w:leader="none" w:pos="454"/>
-              </w:tabs>
-              <w:jc w:val="both"/>
-              <w:rPr>
-                <w:color w:val="767171"/>
-                <w:sz w:val="24"/>
-                <w:szCs w:val="24"/>
-              </w:rPr>
-            </w:pPr>
-            <w:r>
-              <w:rPr>
-                <w:rtl w:val="0"/>
-              </w:rPr>
-            </w:r>
-          </w:p>
-          <w:p>
-            <w:pPr>
-              <w:tabs>
-                <w:tab w:val="left" w:leader="none" w:pos="454"/>
-              </w:tabs>
-              <w:jc w:val="both"/>
-              <w:rPr>
-                <w:color w:val="767171"/>
-                <w:sz w:val="24"/>
-                <w:szCs w:val="24"/>
-              </w:rPr>
-            </w:pPr>
-            <w:r>
-              <w:rPr>
-                <w:rtl w:val="0"/>
-              </w:rPr>
-            </w:r>
-          </w:p>
-          <w:p>
-            <w:pPr>
-              <w:tabs>
-                <w:tab w:val="left" w:leader="none" w:pos="454"/>
-              </w:tabs>
-              <w:jc w:val="both"/>
-              <w:rPr>
-                <w:sz w:val="24"/>
-                <w:szCs w:val="24"/>
-              </w:rPr>
-            </w:pPr>
-            <w:r>
-              <w:rPr>
-                <w:rtl w:val="0"/>
-              </w:rPr>
-            </w:r>
-          </w:p>
-          <w:p>
-            <w:pPr>
-              <w:tabs>
-                <w:tab w:val="left" w:leader="none" w:pos="454"/>
-              </w:tabs>
-              <w:jc w:val="both"/>
-              <w:rPr>
-                <w:sz w:val="24"/>
-                <w:szCs w:val="24"/>
-              </w:rPr>
-            </w:pPr>
-            <w:r>
-              <w:rPr>
-                <w:rtl w:val="0"/>
-              </w:rPr>
-            </w:r>
-          </w:p>
-          <w:p>
-            <w:pPr>
-              <w:tabs>
-                <w:tab w:val="left" w:leader="none" w:pos="454"/>
-              </w:tabs>
-              <w:jc w:val="both"/>
-              <w:rPr>
-                <w:sz w:val="24"/>
-                <w:szCs w:val="24"/>
-              </w:rPr>
-            </w:pPr>
-            <w:r>
-              <w:rPr>
-                <w:rtl w:val="0"/>
-              </w:rPr>
-            </w:r>
-          </w:p>
-          <w:p>
-            <w:pPr>
-              <w:tabs>
-                <w:tab w:val="left" w:leader="none" w:pos="454"/>
-              </w:tabs>
-              <w:jc w:val="both"/>
-              <w:rPr>
-                <w:sz w:val="24"/>
-                <w:szCs w:val="24"/>
-              </w:rPr>
-            </w:pPr>
-            <w:r>
-              <w:rPr>
-                <w:rtl w:val="0"/>
-              </w:rPr>
-            </w:r>
-          </w:p>
-          <w:p>
-            <w:pPr>
-              <w:tabs>
-                <w:tab w:val="left" w:leader="none" w:pos="454"/>
-              </w:tabs>
-              <w:jc w:val="both"/>
-              <w:rPr>
-                <w:color w:val="767171"/>
-                <w:sz w:val="24"/>
-                <w:szCs w:val="24"/>
-              </w:rPr>
-            </w:pPr>
-            <w:r>
-              <w:rPr>
-                <w:rtl w:val="0"/>
-              </w:rPr>
-            </w:r>
-          </w:p>
-          <w:p>
-            <w:pPr>
               <w:keepNext w:val="0"/>
               <w:keepLines w:val="0"/>
-              <w:pageBreakBefore w:val="0"/>
               <w:widowControl w:val="1"/>
               <w:numPr>
                 <w:ilvl w:val="0"/>
@@ -2665,7 +2116,6 @@
             <w:pPr>
               <w:keepNext w:val="0"/>
               <w:keepLines w:val="0"/>
-              <w:pageBreakBefore w:val="0"/>
               <w:widowControl w:val="1"/>
               <w:numPr>
                 <w:ilvl w:val="0"/>
@@ -2729,7 +2179,6 @@
             <w:pPr>
               <w:keepNext w:val="0"/>
               <w:keepLines w:val="0"/>
-              <w:pageBreakBefore w:val="0"/>
               <w:widowControl w:val="1"/>
               <w:numPr>
                 <w:ilvl w:val="0"/>
@@ -2793,7 +2242,6 @@
             <w:pPr>
               <w:keepNext w:val="0"/>
               <w:keepLines w:val="0"/>
-              <w:pageBreakBefore w:val="0"/>
               <w:widowControl w:val="1"/>
               <w:numPr>
                 <w:ilvl w:val="0"/>
@@ -3105,7 +2553,6 @@
     <w:pPr>
       <w:keepNext w:val="0"/>
       <w:keepLines w:val="0"/>
-      <w:pageBreakBefore w:val="0"/>
       <w:widowControl w:val="1"/>
       <w:pBdr>
         <w:top w:space="0" w:sz="0" w:val="nil"/>
@@ -3150,7 +2597,7 @@
             <wp:anchor allowOverlap="1" behindDoc="0" distB="0" distT="0" distL="114300" distR="114300" hidden="0" layoutInCell="1" locked="0" relativeHeight="0" simplePos="0">
               <wp:simplePos x="0" y="0"/>
               <wp:positionH relativeFrom="column">
-                <wp:posOffset>-683894</wp:posOffset>
+                <wp:posOffset>-683893</wp:posOffset>
               </wp:positionH>
               <wp:positionV relativeFrom="paragraph">
                 <wp:posOffset>0</wp:posOffset>
@@ -3165,10 +2612,10 @@
                     <wpg:cNvGrpSpPr/>
                     <wpg:grpSpPr>
                       <a:xfrm>
-                        <a:off x="1469325" y="3679975"/>
+                        <a:off x="1469325" y="3684625"/>
                         <a:ext cx="7753350" cy="190500"/>
-                        <a:chOff x="1469325" y="3679975"/>
-                        <a:chExt cx="7753375" cy="195275"/>
+                        <a:chOff x="1469325" y="3684625"/>
+                        <a:chExt cx="7753350" cy="190625"/>
                       </a:xfrm>
                     </wpg:grpSpPr>
                     <wpg:grpSp>
@@ -3177,8 +2624,8 @@
                         <a:xfrm>
                           <a:off x="1469325" y="3684750"/>
                           <a:ext cx="7753350" cy="190500"/>
-                          <a:chOff x="0" y="14970"/>
-                          <a:chExt cx="12255" cy="300"/>
+                          <a:chOff x="1469325" y="3679975"/>
+                          <a:chExt cx="7753375" cy="195275"/>
                         </a:xfrm>
                       </wpg:grpSpPr>
                       <wps:wsp>
@@ -3186,8 +2633,8 @@
                         <wps:cNvPr id="3" name="Shape 3"/>
                         <wps:spPr>
                           <a:xfrm>
-                            <a:off x="0" y="14970"/>
-                            <a:ext cx="12250" cy="300"/>
+                            <a:off x="1469325" y="3679975"/>
+                            <a:ext cx="7753375" cy="195275"/>
                           </a:xfrm>
                           <a:prstGeom prst="rect">
                             <a:avLst/>
@@ -3213,115 +2660,158 @@
                           <a:noAutofit/>
                         </wps:bodyPr>
                       </wps:wsp>
-                      <wps:wsp>
-                        <wps:cNvSpPr/>
-                        <wps:cNvPr id="4" name="Shape 4"/>
-                        <wps:spPr>
-                          <a:xfrm>
-                            <a:off x="10803" y="14982"/>
-                            <a:ext cx="659" cy="288"/>
-                          </a:xfrm>
-                          <a:prstGeom prst="rect">
-                            <a:avLst/>
-                          </a:prstGeom>
-                          <a:noFill/>
-                          <a:ln>
-                            <a:noFill/>
-                          </a:ln>
-                        </wps:spPr>
-                        <wps:txbx>
-                          <w:txbxContent>
-                            <w:p>
-                              <w:pPr>
-                                <w:spacing w:after="160" w:before="0" w:line="258.99999618530273"/>
-                                <w:ind w:left="0" w:right="0" w:firstLine="0"/>
-                                <w:jc w:val="center"/>
-                                <w:textDirection w:val="btLr"/>
-                              </w:pPr>
-                              <w:r>
-                                <w:rPr>
-                                  <w:rFonts w:ascii="Calibri" w:cs="Calibri" w:eastAsia="Calibri" w:hAnsi="Calibri"/>
-                                  <w:b w:val="0"/>
-                                  <w:i w:val="0"/>
-                                  <w:smallCaps w:val="0"/>
-                                  <w:strike w:val="0"/>
-                                  <w:color w:val="8c8c8c"/>
-                                  <w:sz w:val="22"/>
-                                  <w:vertAlign w:val="baseline"/>
-                                </w:rPr>
-                                <w:t xml:space="preserve">3</w:t>
-                              </w:r>
-                            </w:p>
-                          </w:txbxContent>
-                        </wps:txbx>
-                        <wps:bodyPr anchorCtr="0" anchor="t" bIns="0" lIns="0" spcFirstLastPara="1" rIns="0" wrap="square" tIns="0">
-                          <a:noAutofit/>
-                        </wps:bodyPr>
-                      </wps:wsp>
                       <wpg:grpSp>
                         <wpg:cNvGrpSpPr/>
                         <wpg:grpSpPr>
-                          <a:xfrm flipH="1">
-                            <a:off x="0" y="14970"/>
-                            <a:ext cx="12255" cy="230"/>
-                            <a:chOff x="-8" y="14978"/>
-                            <a:chExt cx="12255" cy="230"/>
+                          <a:xfrm>
+                            <a:off x="1469325" y="3684750"/>
+                            <a:ext cx="7753350" cy="190500"/>
+                            <a:chOff x="0" y="14970"/>
+                            <a:chExt cx="12255" cy="300"/>
                           </a:xfrm>
                         </wpg:grpSpPr>
                         <wps:wsp>
-                          <wps:cNvCnPr/>
+                          <wps:cNvSpPr/>
+                          <wps:cNvPr id="5" name="Shape 5"/>
                           <wps:spPr>
-                            <a:xfrm flipH="1" rot="10800000">
-                              <a:off x="-8" y="14978"/>
-                              <a:ext cx="1260" cy="230"/>
+                            <a:xfrm>
+                              <a:off x="0" y="14970"/>
+                              <a:ext cx="12250" cy="300"/>
                             </a:xfrm>
-                            <a:prstGeom prst="bentConnector3">
-                              <a:avLst>
-                                <a:gd fmla="val 923254" name="adj1"/>
-                              </a:avLst>
+                            <a:prstGeom prst="rect">
+                              <a:avLst/>
                             </a:prstGeom>
                             <a:noFill/>
-                            <a:ln cap="flat" cmpd="sng" w="9525">
-                              <a:solidFill>
-                                <a:srgbClr val="A5A5A5"/>
-                              </a:solidFill>
-                              <a:prstDash val="solid"/>
-                              <a:miter lim="8000"/>
-                              <a:headEnd len="med" w="med" type="none"/>
-                              <a:tailEnd len="med" w="med" type="none"/>
+                            <a:ln>
+                              <a:noFill/>
                             </a:ln>
                           </wps:spPr>
+                          <wps:txbx>
+                            <w:txbxContent>
+                              <w:p>
+                                <w:pPr>
+                                  <w:spacing w:after="0" w:before="0" w:line="240"/>
+                                  <w:ind w:left="0" w:right="0" w:firstLine="0"/>
+                                  <w:jc w:val="left"/>
+                                  <w:textDirection w:val="btLr"/>
+                                </w:pPr>
+                              </w:p>
+                            </w:txbxContent>
+                          </wps:txbx>
                           <wps:bodyPr anchorCtr="0" anchor="ctr" bIns="91425" lIns="91425" spcFirstLastPara="1" rIns="91425" wrap="square" tIns="91425">
                             <a:noAutofit/>
                           </wps:bodyPr>
                         </wps:wsp>
                         <wps:wsp>
-                          <wps:cNvCnPr/>
+                          <wps:cNvSpPr/>
+                          <wps:cNvPr id="6" name="Shape 6"/>
                           <wps:spPr>
-                            <a:xfrm rot="10800000">
-                              <a:off x="1252" y="14978"/>
-                              <a:ext cx="10995" cy="230"/>
+                            <a:xfrm>
+                              <a:off x="10803" y="14982"/>
+                              <a:ext cx="659" cy="288"/>
                             </a:xfrm>
-                            <a:prstGeom prst="bentConnector3">
-                              <a:avLst>
-                                <a:gd fmla="val 14609" name="adj1"/>
-                              </a:avLst>
+                            <a:prstGeom prst="rect">
+                              <a:avLst/>
                             </a:prstGeom>
                             <a:noFill/>
-                            <a:ln cap="flat" cmpd="sng" w="9525">
-                              <a:solidFill>
-                                <a:srgbClr val="A5A5A5"/>
-                              </a:solidFill>
-                              <a:prstDash val="solid"/>
-                              <a:miter lim="8000"/>
-                              <a:headEnd len="med" w="med" type="none"/>
-                              <a:tailEnd len="med" w="med" type="none"/>
+                            <a:ln>
+                              <a:noFill/>
                             </a:ln>
                           </wps:spPr>
-                          <wps:bodyPr anchorCtr="0" anchor="ctr" bIns="91425" lIns="91425" spcFirstLastPara="1" rIns="91425" wrap="square" tIns="91425">
+                          <wps:txbx>
+                            <w:txbxContent>
+                              <w:p>
+                                <w:pPr>
+                                  <w:spacing w:after="160" w:before="0" w:line="258.99999618530273"/>
+                                  <w:ind w:left="0" w:right="0" w:firstLine="0"/>
+                                  <w:jc w:val="center"/>
+                                  <w:textDirection w:val="btLr"/>
+                                </w:pPr>
+                                <w:r>
+                                  <w:rPr>
+                                    <w:rFonts w:ascii="Calibri" w:cs="Calibri" w:eastAsia="Calibri" w:hAnsi="Calibri"/>
+                                    <w:b w:val="0"/>
+                                    <w:i w:val="0"/>
+                                    <w:smallCaps w:val="0"/>
+                                    <w:strike w:val="0"/>
+                                    <w:color w:val="8c8c8c"/>
+                                    <w:sz w:val="22"/>
+                                    <w:vertAlign w:val="baseline"/>
+                                  </w:rPr>
+                                  <w:t xml:space="preserve">3</w:t>
+                                </w:r>
+                              </w:p>
+                            </w:txbxContent>
+                          </wps:txbx>
+                          <wps:bodyPr anchorCtr="0" anchor="t" bIns="0" lIns="0" spcFirstLastPara="1" rIns="0" wrap="square" tIns="0">
                             <a:noAutofit/>
                           </wps:bodyPr>
                         </wps:wsp>
+                        <wpg:grpSp>
+                          <wpg:cNvGrpSpPr/>
+                          <wpg:grpSpPr>
+                            <a:xfrm flipH="1">
+                              <a:off x="0" y="14970"/>
+                              <a:ext cx="12255" cy="230"/>
+                              <a:chOff x="-8" y="14978"/>
+                              <a:chExt cx="12255" cy="230"/>
+                            </a:xfrm>
+                          </wpg:grpSpPr>
+                          <wps:wsp>
+                            <wps:cNvCnPr/>
+                            <wps:spPr>
+                              <a:xfrm flipH="1" rot="10800000">
+                                <a:off x="-8" y="14978"/>
+                                <a:ext cx="1260" cy="230"/>
+                              </a:xfrm>
+                              <a:prstGeom prst="bentConnector3">
+                                <a:avLst>
+                                  <a:gd fmla="val 50000" name="adj1"/>
+                                </a:avLst>
+                              </a:prstGeom>
+                              <a:noFill/>
+                              <a:ln cap="flat" cmpd="sng" w="9525">
+                                <a:solidFill>
+                                  <a:srgbClr val="A5A5A5"/>
+                                </a:solidFill>
+                                <a:prstDash val="solid"/>
+                                <a:miter lim="80"/>
+                                <a:headEnd len="sm" w="sm" type="none"/>
+                                <a:tailEnd len="sm" w="sm" type="none"/>
+                              </a:ln>
+                            </wps:spPr>
+                            <wps:bodyPr anchorCtr="0" anchor="ctr" bIns="91425" lIns="91425" spcFirstLastPara="1" rIns="91425" wrap="square" tIns="91425">
+                              <a:noAutofit/>
+                            </wps:bodyPr>
+                          </wps:wsp>
+                          <wps:wsp>
+                            <wps:cNvCnPr/>
+                            <wps:spPr>
+                              <a:xfrm rot="10800000">
+                                <a:off x="1252" y="14978"/>
+                                <a:ext cx="10995" cy="230"/>
+                              </a:xfrm>
+                              <a:prstGeom prst="bentConnector3">
+                                <a:avLst>
+                                  <a:gd fmla="val 96778" name="adj1"/>
+                                </a:avLst>
+                              </a:prstGeom>
+                              <a:noFill/>
+                              <a:ln cap="flat" cmpd="sng" w="9525">
+                                <a:solidFill>
+                                  <a:srgbClr val="A5A5A5"/>
+                                </a:solidFill>
+                                <a:prstDash val="solid"/>
+                                <a:miter lim="80"/>
+                                <a:headEnd len="sm" w="sm" type="none"/>
+                                <a:tailEnd len="sm" w="sm" type="none"/>
+                              </a:ln>
+                            </wps:spPr>
+                            <wps:bodyPr anchorCtr="0" anchor="ctr" bIns="91425" lIns="91425" spcFirstLastPara="1" rIns="91425" wrap="square" tIns="91425">
+                              <a:noAutofit/>
+                            </wps:bodyPr>
+                          </wps:wsp>
+                        </wpg:grpSp>
                       </wpg:grpSp>
                     </wpg:grpSp>
                   </wpg:wgp>
@@ -3335,7 +2825,7 @@
             <wp:anchor allowOverlap="1" behindDoc="0" distB="0" distT="0" distL="114300" distR="114300" hidden="0" layoutInCell="1" locked="0" relativeHeight="0" simplePos="0">
               <wp:simplePos x="0" y="0"/>
               <wp:positionH relativeFrom="column">
-                <wp:posOffset>-683894</wp:posOffset>
+                <wp:posOffset>-683893</wp:posOffset>
               </wp:positionH>
               <wp:positionV relativeFrom="paragraph">
                 <wp:posOffset>0</wp:posOffset>
@@ -3384,7 +2874,6 @@
     <w:pPr>
       <w:keepNext w:val="0"/>
       <w:keepLines w:val="0"/>
-      <w:pageBreakBefore w:val="0"/>
       <w:widowControl w:val="0"/>
       <w:pBdr>
         <w:top w:space="0" w:sz="0" w:val="nil"/>
@@ -3538,12 +3027,12 @@
               <wp:inline distB="0" distT="0" distL="0" distR="0">
                 <wp:extent cx="1996440" cy="428625"/>
                 <wp:effectExtent b="0" l="0" r="0" t="0"/>
-                <wp:docPr descr="http://www.duoc.cl/normasgraficas/normasgraficas/marca-duoc/6logo-fondo-transparente/fondo-transparente.png" id="4" name="image1.png"/>
+                <wp:docPr descr="http://www.duoc.cl/normasgraficas/normasgraficas/marca-duoc/6logo-fondo-transparente/fondo-transparente.png" id="4" name="image3.png"/>
                 <a:graphic>
                   <a:graphicData uri="http://schemas.openxmlformats.org/drawingml/2006/picture">
                     <pic:pic>
                       <pic:nvPicPr>
-                        <pic:cNvPr descr="http://www.duoc.cl/normasgraficas/normasgraficas/marca-duoc/6logo-fondo-transparente/fondo-transparente.png" id="0" name="image1.png"/>
+                        <pic:cNvPr descr="http://www.duoc.cl/normasgraficas/normasgraficas/marca-duoc/6logo-fondo-transparente/fondo-transparente.png" id="0" name="image3.png"/>
                         <pic:cNvPicPr preferRelativeResize="0"/>
                       </pic:nvPicPr>
                       <pic:blipFill>
@@ -3580,7 +3069,6 @@
     <w:pPr>
       <w:keepNext w:val="0"/>
       <w:keepLines w:val="0"/>
-      <w:pageBreakBefore w:val="0"/>
       <w:widowControl w:val="1"/>
       <w:pBdr>
         <w:top w:space="0" w:sz="0" w:val="nil"/>
@@ -3629,7 +3117,6 @@
     <w:pPr>
       <w:keepNext w:val="0"/>
       <w:keepLines w:val="0"/>
-      <w:pageBreakBefore w:val="0"/>
       <w:widowControl w:val="0"/>
       <w:pBdr>
         <w:top w:space="0" w:sz="0" w:val="nil"/>
@@ -3927,7 +3414,6 @@
     <w:pPr>
       <w:keepNext w:val="0"/>
       <w:keepLines w:val="0"/>
-      <w:pageBreakBefore w:val="0"/>
       <w:widowControl w:val="1"/>
       <w:pBdr>
         <w:top w:space="0" w:sz="0" w:val="nil"/>
